--- a/documenti/003_GeometriaIuris_Indice.docx
+++ b/documenti/003_GeometriaIuris_Indice.docx
@@ -23,7 +23,91 @@
           <w:i/>
           <w:sz w:val="26"/>
         </w:rPr>
-        <w:t>Measuring Legal Meaning Across Cultural Normative Structures</w:t>
+        <w:t xml:space="preserve">Measuring </w:t>
+      </w:r>
+      <w:r>
+        <w:rPr>
+          <w:i/>
+          <w:sz w:val="26"/>
+        </w:rPr>
+        <w:t>l</w:t>
+      </w:r>
+      <w:r>
+        <w:rPr>
+          <w:i/>
+          <w:sz w:val="26"/>
+        </w:rPr>
+        <w:t xml:space="preserve">egal </w:t>
+      </w:r>
+      <w:r>
+        <w:rPr>
+          <w:i/>
+          <w:sz w:val="26"/>
+        </w:rPr>
+        <w:t>m</w:t>
+      </w:r>
+      <w:r>
+        <w:rPr>
+          <w:i/>
+          <w:sz w:val="26"/>
+        </w:rPr>
+        <w:t xml:space="preserve">eaning </w:t>
+      </w:r>
+      <w:r>
+        <w:rPr>
+          <w:i/>
+          <w:sz w:val="26"/>
+        </w:rPr>
+        <w:t>a</w:t>
+      </w:r>
+      <w:r>
+        <w:rPr>
+          <w:i/>
+          <w:sz w:val="26"/>
+        </w:rPr>
+        <w:t xml:space="preserve">cross </w:t>
+      </w:r>
+      <w:r>
+        <w:rPr>
+          <w:i/>
+          <w:sz w:val="26"/>
+        </w:rPr>
+        <w:t>c</w:t>
+      </w:r>
+      <w:r>
+        <w:rPr>
+          <w:i/>
+          <w:sz w:val="26"/>
+        </w:rPr>
+        <w:t xml:space="preserve">ultural </w:t>
+      </w:r>
+      <w:r>
+        <w:rPr>
+          <w:i/>
+          <w:sz w:val="26"/>
+        </w:rPr>
+        <w:t>n</w:t>
+      </w:r>
+      <w:r>
+        <w:rPr>
+          <w:i/>
+          <w:sz w:val="26"/>
+        </w:rPr>
+        <w:t xml:space="preserve">ormative </w:t>
+      </w:r>
+      <w:r>
+        <w:rPr>
+          <w:i/>
+          <w:sz w:val="26"/>
+        </w:rPr>
+        <w:t>s</w:t>
+      </w:r>
+      <w:r>
+        <w:rPr>
+          <w:i/>
+          <w:sz w:val="26"/>
+        </w:rPr>
+        <w:t>tructures</w:t>
       </w:r>
     </w:p>
     <w:p>
@@ -35,7 +119,35 @@
           <w:i/>
           <w:sz w:val="26"/>
         </w:rPr>
-        <w:t>in Embedding Spaces</w:t>
+        <w:t xml:space="preserve">in </w:t>
+      </w:r>
+      <w:r>
+        <w:rPr>
+          <w:i/>
+          <w:sz w:val="26"/>
+        </w:rPr>
+        <w:t>e</w:t>
+      </w:r>
+      <w:r>
+        <w:rPr>
+          <w:i/>
+          <w:sz w:val="26"/>
+        </w:rPr>
+        <w:t xml:space="preserve">mbedding </w:t>
+      </w:r>
+      <w:r>
+        <w:rPr>
+          <w:i/>
+          <w:sz w:val="26"/>
+        </w:rPr>
+        <w:t>s</w:t>
+      </w:r>
+      <w:r>
+        <w:rPr>
+          <w:i/>
+          <w:sz w:val="26"/>
+        </w:rPr>
+        <w:t>paces</w:t>
       </w:r>
     </w:p>
     <w:p/>
@@ -307,11 +419,19 @@
         <w:spacing w:before="40"/>
         <w:ind w:left="576"/>
       </w:pPr>
+      <w:proofErr w:type="gramStart"/>
       <w:r>
         <w:rPr>
           <w:sz w:val="22"/>
         </w:rPr>
-        <w:t>3.1.3  The depth of legal meaning: at which layer does the signal crystallize?</w:t>
+        <w:t>3.1.3  The</w:t>
+      </w:r>
+      <w:proofErr w:type="gramEnd"/>
+      <w:r>
+        <w:rPr>
+          <w:sz w:val="22"/>
+        </w:rPr>
+        <w:t xml:space="preserve"> depth of legal meaning: at which layer does the signal crystallize?</w:t>
       </w:r>
     </w:p>
     <w:p>
@@ -319,12 +439,28 @@
         <w:spacing w:before="40"/>
         <w:ind w:left="576"/>
       </w:pPr>
+      <w:proofErr w:type="gramStart"/>
       <w:r>
         <w:rPr>
           <w:sz w:val="22"/>
         </w:rPr>
-        <w:t>3.1.4  Cross-tradition comparison: the correlation drop</w:t>
+        <w:t>3.1.4  Cross</w:t>
       </w:r>
+      <w:proofErr w:type="gramEnd"/>
+      <w:r>
+        <w:rPr>
+          <w:sz w:val="22"/>
+        </w:rPr>
+        <w:t xml:space="preserve">-tradition comparison: the correlation </w:t>
+      </w:r>
+      <w:proofErr w:type="gramStart"/>
+      <w:r>
+        <w:rPr>
+          <w:sz w:val="22"/>
+        </w:rPr>
+        <w:t>drop</w:t>
+      </w:r>
+      <w:proofErr w:type="gramEnd"/>
     </w:p>
     <w:p>
       <w:pPr>
@@ -334,7 +470,19 @@
         <w:rPr>
           <w:sz w:val="22"/>
         </w:rPr>
-        <w:t>3.2 Semantic neighborhoods — concepts that change context</w:t>
+        <w:t>3.2 Semantic neighborhoods</w:t>
+      </w:r>
+      <w:r>
+        <w:rPr>
+          <w:sz w:val="22"/>
+        </w:rPr>
+        <w:t>:</w:t>
+      </w:r>
+      <w:r>
+        <w:rPr>
+          <w:sz w:val="22"/>
+        </w:rPr>
+        <w:t xml:space="preserve"> concepts that change context</w:t>
       </w:r>
     </w:p>
     <w:p>
@@ -381,7 +529,19 @@
         <w:rPr>
           <w:sz w:val="22"/>
         </w:rPr>
-        <w:t>3.3 Value dimensions — the axes where traditions separate</w:t>
+        <w:t>3.3 Value dimensions</w:t>
+      </w:r>
+      <w:r>
+        <w:rPr>
+          <w:sz w:val="22"/>
+        </w:rPr>
+        <w:t>:</w:t>
+      </w:r>
+      <w:r>
+        <w:rPr>
+          <w:sz w:val="22"/>
+        </w:rPr>
+        <w:t xml:space="preserve"> the axes where traditions separate</w:t>
       </w:r>
     </w:p>
     <w:p>
@@ -446,11 +606,31 @@
       <w:pPr>
         <w:spacing w:before="40"/>
       </w:pPr>
+      <w:proofErr w:type="gramStart"/>
       <w:r>
         <w:rPr>
           <w:sz w:val="22"/>
         </w:rPr>
-        <w:t>4.1  What three experiments say together</w:t>
+        <w:t>4.1  What</w:t>
+      </w:r>
+      <w:proofErr w:type="gramEnd"/>
+      <w:r>
+        <w:rPr>
+          <w:sz w:val="22"/>
+        </w:rPr>
+        <w:t xml:space="preserve"> </w:t>
+      </w:r>
+      <w:r>
+        <w:rPr>
+          <w:sz w:val="22"/>
+        </w:rPr>
+        <w:t>the</w:t>
+      </w:r>
+      <w:r>
+        <w:rPr>
+          <w:sz w:val="22"/>
+        </w:rPr>
+        <w:t xml:space="preserve"> experiments say together</w:t>
       </w:r>
     </w:p>
     <w:p>

--- a/documenti/003_GeometriaIuris_Indice.docx
+++ b/documenti/003_GeometriaIuris_Indice.docx
@@ -18,6 +18,7 @@
       <w:pPr>
         <w:jc w:val="center"/>
       </w:pPr>
+      <w:commentRangeStart w:id="0"/>
       <w:r>
         <w:rPr>
           <w:i/>
@@ -149,17 +150,624 @@
         </w:rPr>
         <w:t>paces</w:t>
       </w:r>
+      <w:commentRangeEnd w:id="0"/>
+      <w:r>
+        <w:rPr>
+          <w:rStyle w:val="Rimandocommento"/>
+          <w:sz w:val="24"/>
+          <w:szCs w:val="22"/>
+        </w:rPr>
+        <w:commentReference w:id="0"/>
+      </w:r>
     </w:p>
+    <w:p>
+      <w:pPr>
+        <w:jc w:val="center"/>
+        <w:rPr>
+          <w:b/>
+          <w:sz w:val="26"/>
+        </w:rPr>
+      </w:pPr>
+      <w:r>
+        <w:rPr>
+          <w:b/>
+          <w:sz w:val="26"/>
+        </w:rPr>
+        <w:t>Abstract</w:t>
+      </w:r>
+    </w:p>
+    <w:p>
+      <w:pPr>
+        <w:jc w:val="both"/>
+        <w:rPr>
+          <w:sz w:val="22"/>
+          <w:lang w:val="en-GB"/>
+        </w:rPr>
+      </w:pPr>
+      <w:r>
+        <w:rPr>
+          <w:sz w:val="22"/>
+          <w:lang w:val="en-GB"/>
+        </w:rPr>
+        <w:t>One of the less disputed</w:t>
+      </w:r>
+      <w:r>
+        <w:rPr>
+          <w:sz w:val="22"/>
+          <w:lang w:val="en-GB"/>
+        </w:rPr>
+        <w:t xml:space="preserve"> assumptions of legal science is the conviction that legal concepts stand in determinate relations to one another: that "contract" is closer to "obligation" than to "sovereignty," that the boundary between public and private law is not arbitrary, that the same term can carry different structural weight in different legal traditions.</w:t>
+      </w:r>
+    </w:p>
+    <w:p>
+      <w:pPr>
+        <w:jc w:val="both"/>
+        <w:rPr>
+          <w:sz w:val="22"/>
+          <w:lang w:val="en-GB"/>
+        </w:rPr>
+      </w:pPr>
+      <w:r>
+        <w:rPr>
+          <w:sz w:val="22"/>
+          <w:lang w:val="en-GB"/>
+        </w:rPr>
+        <w:t xml:space="preserve">Legal reasoning depends on these relations daily, yet legal methodology offers no instrument to observe them. The question that motivates this thesis is whether that absence is a matter of </w:t>
+      </w:r>
+      <w:r>
+        <w:rPr>
+          <w:sz w:val="22"/>
+          <w:lang w:val="en-GB"/>
+        </w:rPr>
+        <w:t>possibility</w:t>
+      </w:r>
+      <w:r>
+        <w:rPr>
+          <w:sz w:val="22"/>
+          <w:lang w:val="en-GB"/>
+        </w:rPr>
+        <w:t xml:space="preserve"> or of history.</w:t>
+      </w:r>
+    </w:p>
+    <w:p>
+      <w:pPr>
+        <w:jc w:val="both"/>
+        <w:rPr>
+          <w:sz w:val="22"/>
+          <w:lang w:val="en-GB"/>
+        </w:rPr>
+      </w:pPr>
+      <w:r>
+        <w:rPr>
+          <w:sz w:val="22"/>
+          <w:lang w:val="en-GB"/>
+        </w:rPr>
+        <w:t>The argument begins by recovering, from the jurisprudential tradition itself, the resources for an answer</w:t>
+      </w:r>
+      <w:r>
+        <w:rPr>
+          <w:sz w:val="22"/>
+          <w:lang w:val="en-GB"/>
+        </w:rPr>
+        <w:t>: u</w:t>
+      </w:r>
+      <w:r>
+        <w:rPr>
+          <w:sz w:val="22"/>
+          <w:lang w:val="en-GB"/>
+        </w:rPr>
+        <w:t>nderstanding</w:t>
+      </w:r>
+      <w:r>
+        <w:rPr>
+          <w:sz w:val="22"/>
+          <w:lang w:val="en-GB"/>
+        </w:rPr>
+        <w:t xml:space="preserve"> law as an expression of collective consciousness</w:t>
+      </w:r>
+      <w:r>
+        <w:rPr>
+          <w:sz w:val="22"/>
+          <w:lang w:val="en-GB"/>
+        </w:rPr>
+        <w:t xml:space="preserve">, </w:t>
+      </w:r>
+      <w:r>
+        <w:rPr>
+          <w:sz w:val="22"/>
+          <w:lang w:val="en-GB"/>
+        </w:rPr>
+        <w:t>inseparable from language</w:t>
+      </w:r>
+      <w:r>
+        <w:rPr>
+          <w:sz w:val="22"/>
+          <w:lang w:val="en-GB"/>
+        </w:rPr>
+        <w:t xml:space="preserve"> (Savigny)</w:t>
+      </w:r>
+      <w:r>
+        <w:rPr>
+          <w:sz w:val="22"/>
+          <w:lang w:val="en-GB"/>
+        </w:rPr>
+        <w:t>;</w:t>
+      </w:r>
+      <w:r>
+        <w:rPr>
+          <w:sz w:val="22"/>
+          <w:lang w:val="en-GB"/>
+        </w:rPr>
+        <w:t xml:space="preserve"> locating </w:t>
+      </w:r>
+      <w:r>
+        <w:rPr>
+          <w:sz w:val="22"/>
+          <w:lang w:val="en-GB"/>
+        </w:rPr>
+        <w:t>the reality of law in the living practices of a community</w:t>
+      </w:r>
+      <w:r>
+        <w:rPr>
+          <w:sz w:val="22"/>
+          <w:lang w:val="en-GB"/>
+        </w:rPr>
+        <w:t xml:space="preserve"> (</w:t>
+      </w:r>
+      <w:r>
+        <w:rPr>
+          <w:sz w:val="22"/>
+          <w:lang w:val="en-GB"/>
+        </w:rPr>
+        <w:t>Ehrlich</w:t>
+      </w:r>
+      <w:r>
+        <w:rPr>
+          <w:sz w:val="22"/>
+          <w:lang w:val="en-GB"/>
+        </w:rPr>
+        <w:t>)</w:t>
+      </w:r>
+      <w:r>
+        <w:rPr>
+          <w:sz w:val="22"/>
+          <w:lang w:val="en-GB"/>
+        </w:rPr>
+        <w:t>;</w:t>
+      </w:r>
+      <w:r>
+        <w:rPr>
+          <w:sz w:val="22"/>
+          <w:lang w:val="en-GB"/>
+        </w:rPr>
+        <w:t xml:space="preserve"> grounding </w:t>
+      </w:r>
+      <w:r>
+        <w:rPr>
+          <w:sz w:val="22"/>
+          <w:lang w:val="en-GB"/>
+        </w:rPr>
+        <w:t>meaning in use within a shared form of life</w:t>
+      </w:r>
+      <w:r>
+        <w:rPr>
+          <w:sz w:val="22"/>
+          <w:lang w:val="en-GB"/>
+        </w:rPr>
+        <w:t xml:space="preserve"> (</w:t>
+      </w:r>
+      <w:r>
+        <w:rPr>
+          <w:sz w:val="22"/>
+          <w:lang w:val="en-GB"/>
+        </w:rPr>
+        <w:t>Wittgenstein</w:t>
+      </w:r>
+      <w:r>
+        <w:rPr>
+          <w:sz w:val="22"/>
+          <w:lang w:val="en-GB"/>
+        </w:rPr>
+        <w:t>)</w:t>
+      </w:r>
+      <w:r>
+        <w:rPr>
+          <w:sz w:val="22"/>
+          <w:lang w:val="en-GB"/>
+        </w:rPr>
+        <w:t>. Read together, these</w:t>
+      </w:r>
+      <w:r>
+        <w:rPr>
+          <w:sz w:val="22"/>
+          <w:lang w:val="en-GB"/>
+        </w:rPr>
+        <w:t xml:space="preserve"> old German</w:t>
+      </w:r>
+      <w:r>
+        <w:rPr>
+          <w:sz w:val="22"/>
+          <w:lang w:val="en-GB"/>
+        </w:rPr>
+        <w:t xml:space="preserve"> </w:t>
+      </w:r>
+      <w:r>
+        <w:rPr>
+          <w:sz w:val="22"/>
+          <w:lang w:val="en-GB"/>
+        </w:rPr>
+        <w:t>doctrines</w:t>
+      </w:r>
+      <w:r>
+        <w:rPr>
+          <w:sz w:val="22"/>
+          <w:lang w:val="en-GB"/>
+        </w:rPr>
+        <w:t xml:space="preserve"> imply that legal meaning is constituted by observable patterns of collective practice, and is therefore, in principle, accessible to empirical inquiry. What has been missing </w:t>
+      </w:r>
+      <w:r>
+        <w:rPr>
+          <w:sz w:val="22"/>
+          <w:lang w:val="en-GB"/>
+        </w:rPr>
+        <w:t xml:space="preserve">for a long time </w:t>
+      </w:r>
+      <w:r>
+        <w:rPr>
+          <w:sz w:val="22"/>
+          <w:lang w:val="en-GB"/>
+        </w:rPr>
+        <w:t>is not a theoretical licence</w:t>
+      </w:r>
+      <w:r>
+        <w:rPr>
+          <w:sz w:val="22"/>
+          <w:lang w:val="en-GB"/>
+        </w:rPr>
+        <w:t>,</w:t>
+      </w:r>
+      <w:r>
+        <w:rPr>
+          <w:sz w:val="22"/>
+          <w:lang w:val="en-GB"/>
+        </w:rPr>
+        <w:t xml:space="preserve"> but a suitable instrument.</w:t>
+      </w:r>
+    </w:p>
+    <w:p>
+      <w:pPr>
+        <w:jc w:val="both"/>
+        <w:rPr>
+          <w:sz w:val="22"/>
+          <w:lang w:val="en-GB"/>
+        </w:rPr>
+      </w:pPr>
+      <w:r>
+        <w:rPr>
+          <w:sz w:val="22"/>
+          <w:lang w:val="en-GB"/>
+        </w:rPr>
+        <w:t>The thesis proposes that embedding spaces, the geometric representations of meaning produced by contemporary language</w:t>
+      </w:r>
+      <w:r>
+        <w:rPr>
+          <w:sz w:val="22"/>
+          <w:lang w:val="en-GB"/>
+        </w:rPr>
+        <w:t xml:space="preserve"> </w:t>
+      </w:r>
+      <w:r>
+        <w:rPr>
+          <w:sz w:val="22"/>
+          <w:lang w:val="en-GB"/>
+        </w:rPr>
+        <w:t>models, can serve as such an instrument. Drawing on the distributional hypothesis (Firth, Harris) and on the principle of second-order isomorphism (Shepard and Chipman), it argues that the distances and relations within an embedding space preserve, in measurable form, the relational structure of the concepts it encodes</w:t>
+      </w:r>
+      <w:r>
+        <w:rPr>
+          <w:sz w:val="22"/>
+          <w:lang w:val="en-GB"/>
+        </w:rPr>
+        <w:t>, rendering</w:t>
+      </w:r>
+      <w:r>
+        <w:rPr>
+          <w:sz w:val="22"/>
+          <w:lang w:val="en-GB"/>
+        </w:rPr>
+        <w:t xml:space="preserve"> legal meaning </w:t>
+      </w:r>
+      <w:r>
+        <w:rPr>
+          <w:sz w:val="22"/>
+          <w:lang w:val="en-GB"/>
+        </w:rPr>
+        <w:t>in</w:t>
+      </w:r>
+      <w:r>
+        <w:rPr>
+          <w:sz w:val="22"/>
+          <w:lang w:val="en-GB"/>
+        </w:rPr>
+        <w:t xml:space="preserve"> a geometry that can be observed, compared, and tested.</w:t>
+      </w:r>
+    </w:p>
+    <w:p>
+      <w:pPr>
+        <w:jc w:val="both"/>
+        <w:rPr>
+          <w:sz w:val="22"/>
+          <w:lang w:val="en-GB"/>
+        </w:rPr>
+      </w:pPr>
+      <w:r>
+        <w:rPr>
+          <w:sz w:val="22"/>
+          <w:lang w:val="en-GB"/>
+        </w:rPr>
+        <w:t>To subject this hypothesis to an initial test, the thesis constructs a comparative setting in which the same legal concepts are observed through the lens of two independent traditions.</w:t>
+      </w:r>
+      <w:r>
+        <w:rPr>
+          <w:sz w:val="22"/>
+          <w:lang w:val="en-GB"/>
+        </w:rPr>
+        <w:t xml:space="preserve"> </w:t>
+      </w:r>
+      <w:r>
+        <w:rPr>
+          <w:sz w:val="22"/>
+          <w:lang w:val="en-GB"/>
+        </w:rPr>
+        <w:t>A shared legal</w:t>
+      </w:r>
+      <w:r>
+        <w:rPr>
+          <w:sz w:val="22"/>
+          <w:lang w:val="en-GB"/>
+        </w:rPr>
+        <w:t xml:space="preserve"> </w:t>
+      </w:r>
+      <w:r>
+        <w:rPr>
+          <w:sz w:val="22"/>
+          <w:lang w:val="en-GB"/>
+        </w:rPr>
+        <w:t xml:space="preserve">lexicon, grounded in Hong Kong's bilingual legal system, is embedded </w:t>
+      </w:r>
+      <w:r>
+        <w:rPr>
+          <w:sz w:val="22"/>
+          <w:lang w:val="en-GB"/>
+        </w:rPr>
+        <w:t>by</w:t>
+      </w:r>
+      <w:r>
+        <w:rPr>
+          <w:sz w:val="22"/>
+          <w:lang w:val="en-GB"/>
+        </w:rPr>
+        <w:t xml:space="preserve"> models trained independently on </w:t>
+      </w:r>
+      <w:r>
+        <w:rPr>
+          <w:sz w:val="22"/>
+          <w:lang w:val="en-GB"/>
+        </w:rPr>
+        <w:t>English</w:t>
+      </w:r>
+      <w:r>
+        <w:rPr>
+          <w:sz w:val="22"/>
+          <w:lang w:val="en-GB"/>
+        </w:rPr>
+        <w:t xml:space="preserve"> and </w:t>
+      </w:r>
+      <w:r>
+        <w:rPr>
+          <w:sz w:val="22"/>
+          <w:lang w:val="en-GB"/>
+        </w:rPr>
+        <w:t>Chinese</w:t>
+      </w:r>
+      <w:r>
+        <w:rPr>
+          <w:sz w:val="22"/>
+          <w:lang w:val="en-GB"/>
+        </w:rPr>
+        <w:t xml:space="preserve"> texts. </w:t>
+      </w:r>
+      <w:r>
+        <w:rPr>
+          <w:sz w:val="22"/>
+          <w:lang w:val="en-GB"/>
+        </w:rPr>
+        <w:t>The</w:t>
+      </w:r>
+      <w:r>
+        <w:rPr>
+          <w:sz w:val="22"/>
+          <w:lang w:val="en-GB"/>
+        </w:rPr>
+        <w:t xml:space="preserve"> analyses examine the resulting structures</w:t>
+      </w:r>
+      <w:r>
+        <w:rPr>
+          <w:sz w:val="22"/>
+          <w:lang w:val="en-GB"/>
+        </w:rPr>
+        <w:t>.</w:t>
+      </w:r>
+      <w:r>
+        <w:rPr>
+          <w:sz w:val="22"/>
+          <w:lang w:val="en-GB"/>
+        </w:rPr>
+        <w:t xml:space="preserve"> </w:t>
+      </w:r>
+      <w:r>
+        <w:rPr>
+          <w:sz w:val="22"/>
+          <w:lang w:val="en-GB"/>
+        </w:rPr>
+        <w:t>The findings show that legal categories display consistent geometric organisation, and cross-tradition</w:t>
+      </w:r>
+      <w:r>
+        <w:rPr>
+          <w:sz w:val="22"/>
+          <w:lang w:val="en-GB"/>
+        </w:rPr>
+        <w:t xml:space="preserve"> </w:t>
+      </w:r>
+      <w:r>
+        <w:rPr>
+          <w:sz w:val="22"/>
+          <w:lang w:val="en-GB"/>
+        </w:rPr>
+        <w:t xml:space="preserve">comparison surfaces divergences that are both systematic and theoretically intelligible. </w:t>
+      </w:r>
+    </w:p>
+    <w:p>
+      <w:pPr>
+        <w:jc w:val="both"/>
+        <w:rPr>
+          <w:sz w:val="22"/>
+          <w:lang w:val="en-GB"/>
+        </w:rPr>
+      </w:pPr>
+      <w:r>
+        <w:rPr>
+          <w:sz w:val="22"/>
+          <w:lang w:val="en-GB"/>
+        </w:rPr>
+        <w:t>Rather than settling the</w:t>
+      </w:r>
+      <w:r>
+        <w:rPr>
+          <w:sz w:val="22"/>
+          <w:lang w:val="en-GB"/>
+        </w:rPr>
+        <w:t xml:space="preserve"> </w:t>
+      </w:r>
+      <w:r>
+        <w:rPr>
+          <w:sz w:val="22"/>
+          <w:lang w:val="en-GB"/>
+        </w:rPr>
+        <w:t xml:space="preserve">question, these results </w:t>
+      </w:r>
+      <w:r>
+        <w:rPr>
+          <w:sz w:val="22"/>
+          <w:lang w:val="en-GB"/>
+        </w:rPr>
+        <w:t>suggest</w:t>
+      </w:r>
+      <w:r>
+        <w:rPr>
+          <w:sz w:val="22"/>
+          <w:lang w:val="en-GB"/>
+        </w:rPr>
+        <w:t xml:space="preserve"> that </w:t>
+      </w:r>
+      <w:r>
+        <w:rPr>
+          <w:sz w:val="22"/>
+          <w:lang w:val="en-GB"/>
+        </w:rPr>
+        <w:t>legal meaning</w:t>
+      </w:r>
+      <w:r>
+        <w:rPr>
+          <w:sz w:val="22"/>
+          <w:lang w:val="en-GB"/>
+        </w:rPr>
+        <w:t xml:space="preserve"> admits of </w:t>
+      </w:r>
+      <w:r>
+        <w:rPr>
+          <w:sz w:val="22"/>
+          <w:lang w:val="en-GB"/>
+        </w:rPr>
+        <w:t>scientific</w:t>
+      </w:r>
+      <w:r>
+        <w:rPr>
+          <w:sz w:val="22"/>
+          <w:lang w:val="en-GB"/>
+        </w:rPr>
+        <w:t xml:space="preserve"> </w:t>
+      </w:r>
+      <w:r>
+        <w:rPr>
+          <w:sz w:val="22"/>
+          <w:lang w:val="en-GB"/>
+        </w:rPr>
+        <w:t>dignity</w:t>
+      </w:r>
+      <w:r>
+        <w:rPr>
+          <w:sz w:val="22"/>
+          <w:lang w:val="en-GB"/>
+        </w:rPr>
+        <w:t xml:space="preserve"> </w:t>
+      </w:r>
+      <w:r>
+        <w:rPr>
+          <w:sz w:val="22"/>
+          <w:lang w:val="en-GB"/>
+        </w:rPr>
+        <w:t xml:space="preserve">and </w:t>
+      </w:r>
+      <w:r>
+        <w:rPr>
+          <w:sz w:val="22"/>
+          <w:lang w:val="en-GB"/>
+        </w:rPr>
+        <w:t xml:space="preserve">try to </w:t>
+      </w:r>
+      <w:r>
+        <w:rPr>
+          <w:sz w:val="22"/>
+          <w:lang w:val="en-GB"/>
+        </w:rPr>
+        <w:t xml:space="preserve">chart the work, both </w:t>
+      </w:r>
+      <w:r>
+        <w:rPr>
+          <w:sz w:val="22"/>
+          <w:lang w:val="en-GB"/>
+        </w:rPr>
+        <w:t>factual</w:t>
+      </w:r>
+      <w:r>
+        <w:rPr>
+          <w:sz w:val="22"/>
+          <w:lang w:val="en-GB"/>
+        </w:rPr>
+        <w:t xml:space="preserve"> and interpretive, that lies ahead.</w:t>
+      </w:r>
+    </w:p>
+    <w:p/>
+    <w:p/>
+    <w:p/>
+    <w:p/>
+    <w:p/>
     <w:p/>
     <w:p>
       <w:pPr>
         <w:jc w:val="center"/>
-      </w:pPr>
-      <w:r>
         <w:rPr>
           <w:b/>
           <w:sz w:val="26"/>
         </w:rPr>
+      </w:pPr>
+      <w:r>
+        <w:rPr>
+          <w:b/>
+          <w:sz w:val="26"/>
+        </w:rPr>
+        <w:lastRenderedPageBreak/>
         <w:t>TABLE OF CONTENTS</w:t>
       </w:r>
     </w:p>
@@ -222,7 +830,7 @@
         <w:rPr>
           <w:sz w:val="22"/>
         </w:rPr>
-        <w:t>1.1  A science that does not measure: the epistemological gap in legal knowledge</w:t>
+        <w:t>1.1 A science that does not measure: the epistemological gap in legal knowledge</w:t>
       </w:r>
     </w:p>
     <w:p>
@@ -233,7 +841,7 @@
         <w:rPr>
           <w:sz w:val="22"/>
         </w:rPr>
-        <w:t>1.2  Law as language: Volksgeist, lebendes Recht, and meaning as collective practice</w:t>
+        <w:t>1.2 Law as language: Volksgeist, lebendes Recht, and meaning as collective practice</w:t>
       </w:r>
     </w:p>
     <w:p>
@@ -244,7 +852,7 @@
         <w:rPr>
           <w:sz w:val="22"/>
         </w:rPr>
-        <w:t xml:space="preserve">1.3  Language as space: from </w:t>
+        <w:t xml:space="preserve">1.3 Language as space: from </w:t>
       </w:r>
       <w:r>
         <w:rPr>
@@ -279,7 +887,7 @@
         <w:rPr>
           <w:sz w:val="22"/>
         </w:rPr>
-        <w:t>1.4  Space as legal instrument: second-order isomorphism and the measurability thesis</w:t>
+        <w:t>1.4 Space as legal instrument: second-order isomorphism and the measurability thesis</w:t>
       </w:r>
     </w:p>
     <w:p>
@@ -290,7 +898,7 @@
         <w:rPr>
           <w:sz w:val="22"/>
         </w:rPr>
-        <w:t>1.5  What this work does not claim</w:t>
+        <w:t>1.5 What this work does not claim</w:t>
       </w:r>
     </w:p>
     <w:p>
@@ -322,7 +930,19 @@
         <w:rPr>
           <w:sz w:val="22"/>
         </w:rPr>
-        <w:t>2.1  The legal lexicon as scientific instrument: selection, stratification, bilingual alignment</w:t>
+        <w:t xml:space="preserve">2.1 The legal lexicon as scientific </w:t>
+      </w:r>
+      <w:r>
+        <w:rPr>
+          <w:sz w:val="22"/>
+        </w:rPr>
+        <w:t>material</w:t>
+      </w:r>
+      <w:r>
+        <w:rPr>
+          <w:sz w:val="22"/>
+        </w:rPr>
+        <w:t>: selection, stratification, bilingual alignment</w:t>
       </w:r>
     </w:p>
     <w:p>
@@ -333,7 +953,7 @@
         <w:rPr>
           <w:sz w:val="22"/>
         </w:rPr>
-        <w:t>2.2  Hong Kong as natural laboratory: Common Law in Chinese</w:t>
+        <w:t>2.2 Hong Kong as natural laboratory: Common Law in Chinese</w:t>
       </w:r>
     </w:p>
     <w:p>
@@ -344,7 +964,7 @@
         <w:rPr>
           <w:sz w:val="22"/>
         </w:rPr>
-        <w:t>2.3  Models as cultural informants: WEIRD and Sinic traditions</w:t>
+        <w:t>2.3 Models as cultural informants: WEIRD and Sinic traditions</w:t>
       </w:r>
     </w:p>
     <w:p>
@@ -355,7 +975,85 @@
         <w:rPr>
           <w:sz w:val="22"/>
         </w:rPr>
-        <w:t>2.4  The statistical toolkit: permutation inference, block bootstrap, effect sizes</w:t>
+        <w:t>2.4 The statistical toolkit: permutation inference, block bootstrap, effect sizes</w:t>
+      </w:r>
+    </w:p>
+    <w:p>
+      <w:pPr/>
+      <w:r>
+        <w:t>Chapter 3 — The two experiments</w:t>
+      </w:r>
+    </w:p>
+    <w:p>
+      <w:pPr/>
+      <w:r>
+        <w:t>Per speculum in aenigmate</w:t>
+      </w:r>
+    </w:p>
+    <w:p>
+      <w:pPr/>
+      <w:r>
+        <w:t>3.1 First experiment · Representational similarity of legal lexicons</w:t>
+      </w:r>
+    </w:p>
+    <w:p>
+      <w:pPr/>
+      <w:r>
+        <w:t>3.1.1 Intra-domain vs inter-domain distance distributions</w:t>
+      </w:r>
+    </w:p>
+    <w:p>
+      <w:pPr/>
+      <w:r>
+        <w:t>3.1.2 Per-model domain topology</w:t>
+      </w:r>
+    </w:p>
+    <w:p>
+      <w:pPr/>
+      <w:r>
+        <w:t>3.1.3 Representational Similarity Analysis across model pairs</w:t>
+      </w:r>
+    </w:p>
+    <w:p>
+      <w:pPr/>
+      <w:r>
+        <w:t>3.1.4 Parametric categorical probes</w:t>
+      </w:r>
+    </w:p>
+    <w:p>
+      <w:pPr/>
+      <w:r>
+        <w:t>3.2 Second experiment · Kozlowski value-axis projection</w:t>
+      </w:r>
+    </w:p>
+    <w:p>
+      <w:pPr/>
+      <w:r>
+        <w:t>3.2.1 Axis construction from pole pairs</w:t>
+      </w:r>
+    </w:p>
+    <w:p>
+      <w:pPr/>
+      <w:r>
+        <w:t>3.2.2 Inter-axis cosine similarity</w:t>
+      </w:r>
+    </w:p>
+    <w:p>
+      <w:pPr/>
+      <w:r>
+        <w:t>3.2.3 Cross-linguistic alignment of per-term projections</w:t>
+      </w:r>
+    </w:p>
+    <w:p>
+      <w:pPr/>
+      <w:r>
+        <w:t>3.2.4 Aggregate ranking of axes by mean cross ρ</w:t>
+      </w:r>
+    </w:p>
+    <w:p>
+      <w:pPr/>
+      <w:r>
+        <w:t>3.2.5 Term-level cross-linguistic differences</w:t>
       </w:r>
     </w:p>
     <w:p>
@@ -367,7 +1065,7 @@
           <w:b/>
           <w:sz w:val="26"/>
         </w:rPr>
-        <w:t>Chapter 3 — Three experiments on the shape of legal meaning</w:t>
+        <w:t>Chapter 4 — Reading the geometry</w:t>
       </w:r>
     </w:p>
     <w:p>
@@ -376,7 +1074,8 @@
           <w:i/>
           <w:sz w:val="22"/>
         </w:rPr>
-        <w:t>Per speculum in aenigmate</w:t>
+        <w:lastRenderedPageBreak/>
+        <w:t>Quod numeri tacent</w:t>
       </w:r>
     </w:p>
     <w:p>
@@ -387,80 +1086,20 @@
         <w:rPr>
           <w:sz w:val="22"/>
         </w:rPr>
-        <w:t xml:space="preserve">3.1 The geometry of a legal tradition </w:t>
-      </w:r>
-    </w:p>
-    <w:p>
-      <w:pPr>
-        <w:spacing w:before="40"/>
-        <w:ind w:left="576"/>
-      </w:pPr>
+        <w:t xml:space="preserve">4.1 What </w:t>
+      </w:r>
       <w:r>
         <w:rPr>
           <w:sz w:val="22"/>
         </w:rPr>
-        <w:t>3.1.1 Domain signal: do legal categories have geometric reality?</w:t>
-      </w:r>
-    </w:p>
-    <w:p>
-      <w:pPr>
-        <w:spacing w:before="40"/>
-        <w:ind w:left="576"/>
-      </w:pPr>
+        <w:t>the</w:t>
+      </w:r>
       <w:r>
         <w:rPr>
           <w:sz w:val="22"/>
         </w:rPr>
-        <w:t>3.1.2  The topology of legal meaning: which domains are near, which are far?</w:t>
-      </w:r>
-    </w:p>
-    <w:p>
-      <w:pPr>
-        <w:spacing w:before="40"/>
-        <w:ind w:left="576"/>
-      </w:pPr>
-      <w:proofErr w:type="gramStart"/>
-      <w:r>
-        <w:rPr>
-          <w:sz w:val="22"/>
-        </w:rPr>
-        <w:t>3.1.3  The</w:t>
-      </w:r>
-      <w:proofErr w:type="gramEnd"/>
-      <w:r>
-        <w:rPr>
-          <w:sz w:val="22"/>
-        </w:rPr>
-        <w:t xml:space="preserve"> depth of legal meaning: at which layer does the signal crystallize?</w:t>
-      </w:r>
-    </w:p>
-    <w:p>
-      <w:pPr>
-        <w:spacing w:before="40"/>
-        <w:ind w:left="576"/>
-      </w:pPr>
-      <w:proofErr w:type="gramStart"/>
-      <w:r>
-        <w:rPr>
-          <w:sz w:val="22"/>
-        </w:rPr>
-        <w:t>3.1.4  Cross</w:t>
-      </w:r>
-      <w:proofErr w:type="gramEnd"/>
-      <w:r>
-        <w:rPr>
-          <w:sz w:val="22"/>
-        </w:rPr>
-        <w:t xml:space="preserve">-tradition comparison: the correlation </w:t>
-      </w:r>
-      <w:proofErr w:type="gramStart"/>
-      <w:r>
-        <w:rPr>
-          <w:sz w:val="22"/>
-        </w:rPr>
-        <w:t>drop</w:t>
-      </w:r>
-      <w:proofErr w:type="gramEnd"/>
+        <w:t xml:space="preserve"> experiments say together</w:t>
+      </w:r>
     </w:p>
     <w:p>
       <w:pPr>
@@ -470,55 +1109,44 @@
         <w:rPr>
           <w:sz w:val="22"/>
         </w:rPr>
-        <w:t>3.2 Semantic neighborhoods</w:t>
-      </w:r>
-      <w:r>
-        <w:rPr>
-          <w:sz w:val="22"/>
-        </w:rPr>
-        <w:t>:</w:t>
-      </w:r>
-      <w:r>
-        <w:rPr>
-          <w:sz w:val="22"/>
-        </w:rPr>
-        <w:t xml:space="preserve"> concepts that change context</w:t>
+        <w:t>4.2 What this thesis cannot conclude</w:t>
       </w:r>
     </w:p>
     <w:p>
       <w:pPr>
         <w:spacing w:before="40"/>
-        <w:ind w:left="576"/>
+        <w:rPr>
+          <w:b/>
+          <w:sz w:val="26"/>
+        </w:rPr>
       </w:pPr>
       <w:r>
         <w:rPr>
-          <w:sz w:val="22"/>
-        </w:rPr>
-        <w:t>3.2.1  Neighborhood overlap: when the same concept has different neighbors</w:t>
+          <w:b/>
+          <w:sz w:val="26"/>
+        </w:rPr>
+        <w:t>Conclusions</w:t>
       </w:r>
     </w:p>
     <w:p>
       <w:pPr>
         <w:spacing w:before="40"/>
-        <w:ind w:left="576"/>
+        <w:rPr>
+          <w:sz w:val="22"/>
+        </w:rPr>
       </w:pPr>
       <w:r>
         <w:rPr>
+          <w:bCs/>
+          <w:sz w:val="26"/>
+        </w:rPr>
+        <w:t>[</w:t>
+      </w:r>
+      <w:r>
+        <w:rPr>
           <w:sz w:val="22"/>
         </w:rPr>
-        <w:t>3.2.2  Juridical false friends: apparent convergence, structural divergence</w:t>
-      </w:r>
-    </w:p>
-    <w:p>
-      <w:pPr>
-        <w:spacing w:before="40"/>
-        <w:ind w:left="576"/>
-      </w:pPr>
-      <w:r>
-        <w:rPr>
-          <w:sz w:val="22"/>
-        </w:rPr>
-        <w:t>3.2.3  Which domains diverge most?</w:t>
+        <w:t>Computational legal science as a complementary instrument]</w:t>
       </w:r>
     </w:p>
     <w:p>
@@ -529,180 +1157,16 @@
         <w:rPr>
           <w:sz w:val="22"/>
         </w:rPr>
-        <w:t>3.3 Value dimensions</w:t>
-      </w:r>
-      <w:r>
-        <w:rPr>
-          <w:sz w:val="22"/>
-        </w:rPr>
-        <w:t>:</w:t>
-      </w:r>
-      <w:r>
-        <w:rPr>
-          <w:sz w:val="22"/>
-        </w:rPr>
-        <w:t xml:space="preserve"> the axes where traditions separate</w:t>
+        <w:t>[Horizons]</w:t>
       </w:r>
     </w:p>
     <w:p>
       <w:pPr>
         <w:spacing w:before="40"/>
-        <w:ind w:left="576"/>
+        <w:rPr>
+          <w:sz w:val="22"/>
+        </w:rPr>
       </w:pPr>
-      <w:r>
-        <w:rPr>
-          <w:sz w:val="22"/>
-        </w:rPr>
-        <w:lastRenderedPageBreak/>
-        <w:t>3.3.1  Axes from opposites: antonym pairs as dimensions of measurement</w:t>
-      </w:r>
-    </w:p>
-    <w:p>
-      <w:pPr>
-        <w:spacing w:before="40"/>
-        <w:ind w:left="576"/>
-      </w:pPr>
-      <w:r>
-        <w:rPr>
-          <w:sz w:val="22"/>
-        </w:rPr>
-        <w:t>3.3.2  Cross-linguistic projection: where values diverge</w:t>
-      </w:r>
-    </w:p>
-    <w:p>
-      <w:pPr>
-        <w:spacing w:before="40"/>
-        <w:ind w:left="576"/>
-      </w:pPr>
-      <w:r>
-        <w:rPr>
-          <w:sz w:val="22"/>
-        </w:rPr>
-        <w:t>3.3.3  Measuring values without endorsing them</w:t>
-      </w:r>
-    </w:p>
-    <w:p>
-      <w:pPr>
-        <w:spacing w:before="320"/>
-      </w:pPr>
-      <w:r>
-        <w:rPr>
-          <w:b/>
-          <w:sz w:val="26"/>
-        </w:rPr>
-        <w:t>Chapter 4 — Reading the geometry</w:t>
-      </w:r>
-    </w:p>
-    <w:p>
-      <w:r>
-        <w:rPr>
-          <w:i/>
-          <w:sz w:val="22"/>
-        </w:rPr>
-        <w:t>Quod numeri tacent</w:t>
-      </w:r>
-    </w:p>
-    <w:p>
-      <w:pPr>
-        <w:spacing w:before="40"/>
-      </w:pPr>
-      <w:proofErr w:type="gramStart"/>
-      <w:r>
-        <w:rPr>
-          <w:sz w:val="22"/>
-        </w:rPr>
-        <w:t>4.1  What</w:t>
-      </w:r>
-      <w:proofErr w:type="gramEnd"/>
-      <w:r>
-        <w:rPr>
-          <w:sz w:val="22"/>
-        </w:rPr>
-        <w:t xml:space="preserve"> </w:t>
-      </w:r>
-      <w:r>
-        <w:rPr>
-          <w:sz w:val="22"/>
-        </w:rPr>
-        <w:t>the</w:t>
-      </w:r>
-      <w:r>
-        <w:rPr>
-          <w:sz w:val="22"/>
-        </w:rPr>
-        <w:t xml:space="preserve"> experiments say together</w:t>
-      </w:r>
-    </w:p>
-    <w:p>
-      <w:pPr>
-        <w:spacing w:before="40"/>
-      </w:pPr>
-      <w:r>
-        <w:rPr>
-          <w:sz w:val="22"/>
-        </w:rPr>
-        <w:t xml:space="preserve">4.2 The </w:t>
-      </w:r>
-      <w:r>
-        <w:rPr>
-          <w:sz w:val="22"/>
-        </w:rPr>
-        <w:t xml:space="preserve">model-data-culture </w:t>
-      </w:r>
-      <w:r>
-        <w:rPr>
-          <w:sz w:val="22"/>
-        </w:rPr>
-        <w:t xml:space="preserve">entanglement </w:t>
-      </w:r>
-    </w:p>
-    <w:p>
-      <w:pPr>
-        <w:spacing w:before="40"/>
-      </w:pPr>
-      <w:r>
-        <w:rPr>
-          <w:sz w:val="22"/>
-        </w:rPr>
-        <w:t>4.3  What this thesis cannot conclude</w:t>
-      </w:r>
-    </w:p>
-    <w:p>
-      <w:pPr>
-        <w:spacing w:before="40"/>
-      </w:pPr>
-      <w:r>
-        <w:rPr>
-          <w:sz w:val="22"/>
-        </w:rPr>
-        <w:t>4.4 Horizons</w:t>
-      </w:r>
-    </w:p>
-    <w:p>
-      <w:pPr>
-        <w:spacing w:before="40"/>
-        <w:rPr>
-          <w:sz w:val="22"/>
-        </w:rPr>
-      </w:pPr>
-      <w:r>
-        <w:rPr>
-          <w:sz w:val="22"/>
-        </w:rPr>
-        <w:t>4.5 Computational legal science as a complementary instrument</w:t>
-      </w:r>
-    </w:p>
-    <w:p>
-      <w:pPr>
-        <w:spacing w:before="40"/>
-      </w:pPr>
-      <w:r>
-        <w:rPr>
-          <w:b/>
-          <w:sz w:val="26"/>
-        </w:rPr>
-        <w:t>Conclusions</w:t>
-      </w:r>
     </w:p>
     <w:sectPr>
       <w:pgSz w:w="12240" w:h="15840"/>
@@ -712,6 +1176,46 @@
     </w:sectPr>
   </w:body>
 </w:document>
+</file>
+
+<file path=word/comments.xml><?xml version="1.0" encoding="utf-8"?>
+<w:comments xmlns:wpc="http://schemas.microsoft.com/office/word/2010/wordprocessingCanvas" xmlns:cx="http://schemas.microsoft.com/office/drawing/2014/chartex" xmlns:cx1="http://schemas.microsoft.com/office/drawing/2015/9/8/chartex" xmlns:cx2="http://schemas.microsoft.com/office/drawing/2015/10/21/chartex" xmlns:cx3="http://schemas.microsoft.com/office/drawing/2016/5/9/chartex" xmlns:cx4="http://schemas.microsoft.com/office/drawing/2016/5/10/chartex" xmlns:cx5="http://schemas.microsoft.com/office/drawing/2016/5/11/chartex" xmlns:cx6="http://schemas.microsoft.com/office/drawing/2016/5/12/chartex" xmlns:cx7="http://schemas.microsoft.com/office/drawing/2016/5/13/chartex" xmlns:cx8="http://schemas.microsoft.com/office/drawing/2016/5/14/chartex" xmlns:mc="http://schemas.openxmlformats.org/markup-compatibility/2006" xmlns:aink="http://schemas.microsoft.com/office/drawing/2016/ink" xmlns:am3d="http://schemas.microsoft.com/office/drawing/2017/model3d" xmlns:o="urn:schemas-microsoft-com:office:office" xmlns:oel="http://schemas.microsoft.com/office/2019/extlst" xmlns:r="http://schemas.openxmlformats.org/officeDocument/2006/relationships" xmlns:m="http://schemas.openxmlformats.org/officeDocument/2006/math" xmlns:v="urn:schemas-microsoft-com:vml" xmlns:wp14="http://schemas.microsoft.com/office/word/2010/wordprocessingDrawing" xmlns:wp="http://schemas.openxmlformats.org/drawingml/2006/wordprocessingDrawing" xmlns:w10="urn:schemas-microsoft-com:office:word" xmlns:w="http://schemas.openxmlformats.org/wordprocessingml/2006/main" xmlns:w14="http://schemas.microsoft.com/office/word/2010/wordml" xmlns:w15="http://schemas.microsoft.com/office/word/2012/wordml" xmlns:w16cex="http://schemas.microsoft.com/office/word/2018/wordml/cex" xmlns:w16cid="http://schemas.microsoft.com/office/word/2016/wordml/cid" xmlns:w16="http://schemas.microsoft.com/office/word/2018/wordml" xmlns:w16du="http://schemas.microsoft.com/office/word/2023/wordml/word16du" xmlns:w16sdtdh="http://schemas.microsoft.com/office/word/2020/wordml/sdtdatahash" xmlns:w16sdtfl="http://schemas.microsoft.com/office/word/2024/wordml/sdtformatlock" xmlns:w16se="http://schemas.microsoft.com/office/word/2015/wordml/symex" xmlns:wpg="http://schemas.microsoft.com/office/word/2010/wordprocessingGroup" xmlns:wpi="http://schemas.microsoft.com/office/word/2010/wordprocessingInk" xmlns:wne="http://schemas.microsoft.com/office/word/2006/wordml" xmlns:wps="http://schemas.microsoft.com/office/word/2010/wordprocessingShape" mc:Ignorable="w14 w15 w16se w16cid w16 w16cex w16sdtdh w16sdtfl w16du wp14">
+  <w:comment w:id="0" w:author="Guglielmo Puzio" w:date="2026-04-09T20:12:00Z" w:initials="GP">
+    <w:p>
+      <w:r>
+        <w:rPr>
+          <w:rStyle w:val="Rimandocommento"/>
+        </w:rPr>
+        <w:annotationRef/>
+      </w:r>
+      <w:r>
+        <w:rPr>
+          <w:sz w:val="20"/>
+          <w:szCs w:val="20"/>
+        </w:rPr>
+        <w:t>o "exploring the measurement of legal meaning across cultural normative structures in embedding spaces"</w:t>
+      </w:r>
+    </w:p>
+  </w:comment>
+</w:comments>
+</file>
+
+<file path=word/commentsExtended.xml><?xml version="1.0" encoding="utf-8"?>
+<w15:commentsEx xmlns:wpc="http://schemas.microsoft.com/office/word/2010/wordprocessingCanvas" xmlns:cx="http://schemas.microsoft.com/office/drawing/2014/chartex" xmlns:cx1="http://schemas.microsoft.com/office/drawing/2015/9/8/chartex" xmlns:cx2="http://schemas.microsoft.com/office/drawing/2015/10/21/chartex" xmlns:cx3="http://schemas.microsoft.com/office/drawing/2016/5/9/chartex" xmlns:cx4="http://schemas.microsoft.com/office/drawing/2016/5/10/chartex" xmlns:cx5="http://schemas.microsoft.com/office/drawing/2016/5/11/chartex" xmlns:cx6="http://schemas.microsoft.com/office/drawing/2016/5/12/chartex" xmlns:cx7="http://schemas.microsoft.com/office/drawing/2016/5/13/chartex" xmlns:cx8="http://schemas.microsoft.com/office/drawing/2016/5/14/chartex" xmlns:mc="http://schemas.openxmlformats.org/markup-compatibility/2006" xmlns:aink="http://schemas.microsoft.com/office/drawing/2016/ink" xmlns:am3d="http://schemas.microsoft.com/office/drawing/2017/model3d" xmlns:o="urn:schemas-microsoft-com:office:office" xmlns:oel="http://schemas.microsoft.com/office/2019/extlst" xmlns:r="http://schemas.openxmlformats.org/officeDocument/2006/relationships" xmlns:m="http://schemas.openxmlformats.org/officeDocument/2006/math" xmlns:v="urn:schemas-microsoft-com:vml" xmlns:wp14="http://schemas.microsoft.com/office/word/2010/wordprocessingDrawing" xmlns:wp="http://schemas.openxmlformats.org/drawingml/2006/wordprocessingDrawing" xmlns:w10="urn:schemas-microsoft-com:office:word" xmlns:w="http://schemas.openxmlformats.org/wordprocessingml/2006/main" xmlns:w14="http://schemas.microsoft.com/office/word/2010/wordml" xmlns:w15="http://schemas.microsoft.com/office/word/2012/wordml" xmlns:w16cex="http://schemas.microsoft.com/office/word/2018/wordml/cex" xmlns:w16cid="http://schemas.microsoft.com/office/word/2016/wordml/cid" xmlns:w16="http://schemas.microsoft.com/office/word/2018/wordml" xmlns:w16du="http://schemas.microsoft.com/office/word/2023/wordml/word16du" xmlns:w16sdtdh="http://schemas.microsoft.com/office/word/2020/wordml/sdtdatahash" xmlns:w16sdtfl="http://schemas.microsoft.com/office/word/2024/wordml/sdtformatlock" xmlns:w16se="http://schemas.microsoft.com/office/word/2015/wordml/symex" xmlns:wpg="http://schemas.microsoft.com/office/word/2010/wordprocessingGroup" xmlns:wpi="http://schemas.microsoft.com/office/word/2010/wordprocessingInk" xmlns:wne="http://schemas.microsoft.com/office/word/2006/wordml" xmlns:wps="http://schemas.microsoft.com/office/word/2010/wordprocessingShape" mc:Ignorable="w14 w15 w16se w16cid w16 w16cex w16sdtdh w16sdtfl w16du wp14">
+  <w15:commentEx w15:paraId="66B24A8D" w15:done="0"/>
+</w15:commentsEx>
+</file>
+
+<file path=word/commentsExtensible.xml><?xml version="1.0" encoding="utf-8"?>
+<w16cex:commentsExtensible xmlns:wpc="http://schemas.microsoft.com/office/word/2010/wordprocessingCanvas" xmlns:cx="http://schemas.microsoft.com/office/drawing/2014/chartex" xmlns:cx1="http://schemas.microsoft.com/office/drawing/2015/9/8/chartex" xmlns:cx2="http://schemas.microsoft.com/office/drawing/2015/10/21/chartex" xmlns:cx3="http://schemas.microsoft.com/office/drawing/2016/5/9/chartex" xmlns:cx4="http://schemas.microsoft.com/office/drawing/2016/5/10/chartex" xmlns:cx5="http://schemas.microsoft.com/office/drawing/2016/5/11/chartex" xmlns:cx6="http://schemas.microsoft.com/office/drawing/2016/5/12/chartex" xmlns:cx7="http://schemas.microsoft.com/office/drawing/2016/5/13/chartex" xmlns:cx8="http://schemas.microsoft.com/office/drawing/2016/5/14/chartex" xmlns:cr="http://schemas.microsoft.com/office/comments/2020/reactions" xmlns:mc="http://schemas.openxmlformats.org/markup-compatibility/2006" xmlns:aink="http://schemas.microsoft.com/office/drawing/2016/ink" xmlns:am3d="http://schemas.microsoft.com/office/drawing/2017/model3d" xmlns:o="urn:schemas-microsoft-com:office:office" xmlns:oel="http://schemas.microsoft.com/office/2019/extlst" xmlns:r="http://schemas.openxmlformats.org/officeDocument/2006/relationships" xmlns:m="http://schemas.openxmlformats.org/officeDocument/2006/math" xmlns:v="urn:schemas-microsoft-com:vml" xmlns:wp14="http://schemas.microsoft.com/office/word/2010/wordprocessingDrawing" xmlns:wp="http://schemas.openxmlformats.org/drawingml/2006/wordprocessingDrawing" xmlns:w10="urn:schemas-microsoft-com:office:word" xmlns:w="http://schemas.openxmlformats.org/wordprocessingml/2006/main" xmlns:w14="http://schemas.microsoft.com/office/word/2010/wordml" xmlns:w15="http://schemas.microsoft.com/office/word/2012/wordml" xmlns:w16cex="http://schemas.microsoft.com/office/word/2018/wordml/cex" xmlns:w16cid="http://schemas.microsoft.com/office/word/2016/wordml/cid" xmlns:w16="http://schemas.microsoft.com/office/word/2018/wordml" xmlns:w16du="http://schemas.microsoft.com/office/word/2023/wordml/word16du" xmlns:w16sdtdh="http://schemas.microsoft.com/office/word/2020/wordml/sdtdatahash" xmlns:w16sdtfl="http://schemas.microsoft.com/office/word/2024/wordml/sdtformatlock" xmlns:w16se="http://schemas.microsoft.com/office/word/2015/wordml/symex" xmlns:wpg="http://schemas.microsoft.com/office/word/2010/wordprocessingGroup" xmlns:wpi="http://schemas.microsoft.com/office/word/2010/wordprocessingInk" xmlns:wne="http://schemas.microsoft.com/office/word/2006/wordml" xmlns:wps="http://schemas.microsoft.com/office/word/2010/wordprocessingShape" mc:Ignorable="w14 w15 w16se w16cid w16 w16cex w16sdtdh w16sdtfl cr w16du wp14">
+  <w16cex:commentExtensible w16cex:durableId="7E5AB2B1" w16cex:dateUtc="2026-04-09T18:12:00Z"/>
+</w16cex:commentsExtensible>
+</file>
+
+<file path=word/commentsIds.xml><?xml version="1.0" encoding="utf-8"?>
+<w16cid:commentsIds xmlns:wpc="http://schemas.microsoft.com/office/word/2010/wordprocessingCanvas" xmlns:cx="http://schemas.microsoft.com/office/drawing/2014/chartex" xmlns:cx1="http://schemas.microsoft.com/office/drawing/2015/9/8/chartex" xmlns:cx2="http://schemas.microsoft.com/office/drawing/2015/10/21/chartex" xmlns:cx3="http://schemas.microsoft.com/office/drawing/2016/5/9/chartex" xmlns:cx4="http://schemas.microsoft.com/office/drawing/2016/5/10/chartex" xmlns:cx5="http://schemas.microsoft.com/office/drawing/2016/5/11/chartex" xmlns:cx6="http://schemas.microsoft.com/office/drawing/2016/5/12/chartex" xmlns:cx7="http://schemas.microsoft.com/office/drawing/2016/5/13/chartex" xmlns:cx8="http://schemas.microsoft.com/office/drawing/2016/5/14/chartex" xmlns:mc="http://schemas.openxmlformats.org/markup-compatibility/2006" xmlns:aink="http://schemas.microsoft.com/office/drawing/2016/ink" xmlns:am3d="http://schemas.microsoft.com/office/drawing/2017/model3d" xmlns:o="urn:schemas-microsoft-com:office:office" xmlns:oel="http://schemas.microsoft.com/office/2019/extlst" xmlns:r="http://schemas.openxmlformats.org/officeDocument/2006/relationships" xmlns:m="http://schemas.openxmlformats.org/officeDocument/2006/math" xmlns:v="urn:schemas-microsoft-com:vml" xmlns:wp14="http://schemas.microsoft.com/office/word/2010/wordprocessingDrawing" xmlns:wp="http://schemas.openxmlformats.org/drawingml/2006/wordprocessingDrawing" xmlns:w10="urn:schemas-microsoft-com:office:word" xmlns:w="http://schemas.openxmlformats.org/wordprocessingml/2006/main" xmlns:w14="http://schemas.microsoft.com/office/word/2010/wordml" xmlns:w15="http://schemas.microsoft.com/office/word/2012/wordml" xmlns:w16cex="http://schemas.microsoft.com/office/word/2018/wordml/cex" xmlns:w16cid="http://schemas.microsoft.com/office/word/2016/wordml/cid" xmlns:w16="http://schemas.microsoft.com/office/word/2018/wordml" xmlns:w16du="http://schemas.microsoft.com/office/word/2023/wordml/word16du" xmlns:w16sdtdh="http://schemas.microsoft.com/office/word/2020/wordml/sdtdatahash" xmlns:w16sdtfl="http://schemas.microsoft.com/office/word/2024/wordml/sdtformatlock" xmlns:w16se="http://schemas.microsoft.com/office/word/2015/wordml/symex" xmlns:wpg="http://schemas.microsoft.com/office/word/2010/wordprocessingGroup" xmlns:wpi="http://schemas.microsoft.com/office/word/2010/wordprocessingInk" xmlns:wne="http://schemas.microsoft.com/office/word/2006/wordml" xmlns:wps="http://schemas.microsoft.com/office/word/2010/wordprocessingShape" mc:Ignorable="w14 w15 w16se w16cid w16 w16cex w16sdtdh w16sdtfl w16du wp14">
+  <w16cid:commentId w16cid:paraId="66B24A8D" w16cid:durableId="7E5AB2B1"/>
+</w16cid:commentsIds>
 </file>
 
 <file path=word/numbering.xml><?xml version="1.0" encoding="utf-8"?>
@@ -915,6 +1419,14 @@
     <w:abstractNumId w:val="0"/>
   </w:num>
 </w:numbering>
+</file>
+
+<file path=word/people.xml><?xml version="1.0" encoding="utf-8"?>
+<w15:people xmlns:wpc="http://schemas.microsoft.com/office/word/2010/wordprocessingCanvas" xmlns:cx="http://schemas.microsoft.com/office/drawing/2014/chartex" xmlns:cx1="http://schemas.microsoft.com/office/drawing/2015/9/8/chartex" xmlns:cx2="http://schemas.microsoft.com/office/drawing/2015/10/21/chartex" xmlns:cx3="http://schemas.microsoft.com/office/drawing/2016/5/9/chartex" xmlns:cx4="http://schemas.microsoft.com/office/drawing/2016/5/10/chartex" xmlns:cx5="http://schemas.microsoft.com/office/drawing/2016/5/11/chartex" xmlns:cx6="http://schemas.microsoft.com/office/drawing/2016/5/12/chartex" xmlns:cx7="http://schemas.microsoft.com/office/drawing/2016/5/13/chartex" xmlns:cx8="http://schemas.microsoft.com/office/drawing/2016/5/14/chartex" xmlns:mc="http://schemas.openxmlformats.org/markup-compatibility/2006" xmlns:aink="http://schemas.microsoft.com/office/drawing/2016/ink" xmlns:am3d="http://schemas.microsoft.com/office/drawing/2017/model3d" xmlns:o="urn:schemas-microsoft-com:office:office" xmlns:oel="http://schemas.microsoft.com/office/2019/extlst" xmlns:r="http://schemas.openxmlformats.org/officeDocument/2006/relationships" xmlns:m="http://schemas.openxmlformats.org/officeDocument/2006/math" xmlns:v="urn:schemas-microsoft-com:vml" xmlns:wp14="http://schemas.microsoft.com/office/word/2010/wordprocessingDrawing" xmlns:wp="http://schemas.openxmlformats.org/drawingml/2006/wordprocessingDrawing" xmlns:w10="urn:schemas-microsoft-com:office:word" xmlns:w="http://schemas.openxmlformats.org/wordprocessingml/2006/main" xmlns:w14="http://schemas.microsoft.com/office/word/2010/wordml" xmlns:w15="http://schemas.microsoft.com/office/word/2012/wordml" xmlns:w16cex="http://schemas.microsoft.com/office/word/2018/wordml/cex" xmlns:w16cid="http://schemas.microsoft.com/office/word/2016/wordml/cid" xmlns:w16="http://schemas.microsoft.com/office/word/2018/wordml" xmlns:w16du="http://schemas.microsoft.com/office/word/2023/wordml/word16du" xmlns:w16sdtdh="http://schemas.microsoft.com/office/word/2020/wordml/sdtdatahash" xmlns:w16sdtfl="http://schemas.microsoft.com/office/word/2024/wordml/sdtformatlock" xmlns:w16se="http://schemas.microsoft.com/office/word/2015/wordml/symex" xmlns:wpg="http://schemas.microsoft.com/office/word/2010/wordprocessingGroup" xmlns:wpi="http://schemas.microsoft.com/office/word/2010/wordprocessingInk" xmlns:wne="http://schemas.microsoft.com/office/word/2006/wordml" xmlns:wps="http://schemas.microsoft.com/office/word/2010/wordprocessingShape" mc:Ignorable="w14 w15 w16se w16cid w16 w16cex w16sdtdh w16sdtfl w16du wp14">
+  <w15:person w15:author="Guglielmo Puzio">
+    <w15:presenceInfo w15:providerId="AD" w15:userId="S::guglielmo.puzio@studenti.luiss.it::0fafa2a4-8450-4423-baee-f608fdb26fce"/>
+  </w15:person>
+</w15:people>
 </file>
 
 <file path=word/styles.xml><?xml version="1.0" encoding="utf-8"?>
@@ -12303,6 +12815,76 @@
       </w:tcPr>
     </w:tblStylePr>
   </w:style>
+  <w:style w:type="character" w:styleId="Rimandocommento">
+    <w:name w:val="annotation reference"/>
+    <w:basedOn w:val="Carpredefinitoparagrafo"/>
+    <w:uiPriority w:val="99"/>
+    <w:semiHidden/>
+    <w:unhideWhenUsed/>
+    <w:rsid w:val="00DD7C91"/>
+    <w:rPr>
+      <w:sz w:val="16"/>
+      <w:szCs w:val="16"/>
+    </w:rPr>
+  </w:style>
+  <w:style w:type="paragraph" w:styleId="Testocommento">
+    <w:name w:val="annotation text"/>
+    <w:basedOn w:val="Normale"/>
+    <w:link w:val="TestocommentoCarattere"/>
+    <w:uiPriority w:val="99"/>
+    <w:semiHidden/>
+    <w:unhideWhenUsed/>
+    <w:rsid w:val="00DD7C91"/>
+    <w:pPr>
+      <w:spacing w:line="240" w:lineRule="auto"/>
+    </w:pPr>
+    <w:rPr>
+      <w:sz w:val="20"/>
+      <w:szCs w:val="20"/>
+    </w:rPr>
+  </w:style>
+  <w:style w:type="character" w:customStyle="1" w:styleId="TestocommentoCarattere">
+    <w:name w:val="Testo commento Carattere"/>
+    <w:basedOn w:val="Carpredefinitoparagrafo"/>
+    <w:link w:val="Testocommento"/>
+    <w:uiPriority w:val="99"/>
+    <w:semiHidden/>
+    <w:rsid w:val="00DD7C91"/>
+    <w:rPr>
+      <w:rFonts w:ascii="Times New Roman" w:hAnsi="Times New Roman"/>
+      <w:sz w:val="20"/>
+      <w:szCs w:val="20"/>
+    </w:rPr>
+  </w:style>
+  <w:style w:type="paragraph" w:styleId="Soggettocommento">
+    <w:name w:val="annotation subject"/>
+    <w:basedOn w:val="Testocommento"/>
+    <w:next w:val="Testocommento"/>
+    <w:link w:val="SoggettocommentoCarattere"/>
+    <w:uiPriority w:val="99"/>
+    <w:semiHidden/>
+    <w:unhideWhenUsed/>
+    <w:rsid w:val="00DD7C91"/>
+    <w:rPr>
+      <w:b/>
+      <w:bCs/>
+    </w:rPr>
+  </w:style>
+  <w:style w:type="character" w:customStyle="1" w:styleId="SoggettocommentoCarattere">
+    <w:name w:val="Soggetto commento Carattere"/>
+    <w:basedOn w:val="TestocommentoCarattere"/>
+    <w:link w:val="Soggettocommento"/>
+    <w:uiPriority w:val="99"/>
+    <w:semiHidden/>
+    <w:rsid w:val="00DD7C91"/>
+    <w:rPr>
+      <w:rFonts w:ascii="Times New Roman" w:hAnsi="Times New Roman"/>
+      <w:b/>
+      <w:bCs/>
+      <w:sz w:val="20"/>
+      <w:szCs w:val="20"/>
+    </w:rPr>
+  </w:style>
 </w:styles>
 </file>
 

--- a/documenti/003_GeometriaIuris_Indice.docx
+++ b/documenti/003_GeometriaIuris_Indice.docx
@@ -788,194 +788,69 @@
       </w:r>
     </w:p>
     <w:p>
-      <w:pPr>
-        <w:spacing w:before="320"/>
-      </w:pPr>
+      <w:pPr/>
       <w:r>
-        <w:rPr>
-          <w:b/>
-          <w:sz w:val="26"/>
-        </w:rPr>
-        <w:t xml:space="preserve">Chapter 1 — </w:t>
-      </w:r>
-      <w:r>
-        <w:rPr>
-          <w:b/>
-          <w:sz w:val="26"/>
-        </w:rPr>
-        <w:t>Meaning</w:t>
-      </w:r>
-      <w:r>
-        <w:rPr>
-          <w:b/>
-          <w:sz w:val="26"/>
-        </w:rPr>
-        <w:t xml:space="preserve"> without measure</w:t>
+        <w:t>Chapter 1 — The measurability of legal meaning</w:t>
       </w:r>
     </w:p>
     <w:p>
+      <w:pPr/>
       <w:r>
-        <w:rPr>
-          <w:i/>
-          <w:sz w:val="22"/>
-        </w:rPr>
-        <w:t>Ius sine regula</w:t>
+        <w:t>1.1 The absence of measurement in legal knowledge</w:t>
       </w:r>
     </w:p>
     <w:p>
-      <w:pPr>
-        <w:spacing w:before="40"/>
-      </w:pPr>
+      <w:pPr/>
       <w:r>
-        <w:rPr>
-          <w:sz w:val="22"/>
-        </w:rPr>
-        <w:t>1.1 A science that does not measure: the epistemological gap in legal knowledge</w:t>
+        <w:t>1.2 Law as language</w:t>
       </w:r>
     </w:p>
     <w:p>
-      <w:pPr>
-        <w:spacing w:before="40"/>
-      </w:pPr>
+      <w:pPr/>
       <w:r>
-        <w:rPr>
-          <w:sz w:val="22"/>
-        </w:rPr>
-        <w:t>1.2 Law as language: Volksgeist, lebendes Recht, and meaning as collective practice</w:t>
+        <w:t>1.3 Language as space</w:t>
       </w:r>
     </w:p>
     <w:p>
-      <w:pPr>
-        <w:spacing w:before="40"/>
-      </w:pPr>
+      <w:pPr/>
       <w:r>
-        <w:rPr>
-          <w:sz w:val="22"/>
-        </w:rPr>
-        <w:t xml:space="preserve">1.3 Language as space: from </w:t>
-      </w:r>
-      <w:r>
-        <w:rPr>
-          <w:sz w:val="22"/>
-        </w:rPr>
-        <w:t>“</w:t>
-      </w:r>
-      <w:r>
-        <w:rPr>
-          <w:sz w:val="22"/>
-        </w:rPr>
-        <w:t>meaning is use</w:t>
-      </w:r>
-      <w:r>
-        <w:rPr>
-          <w:sz w:val="22"/>
-        </w:rPr>
-        <w:t>”</w:t>
-      </w:r>
-      <w:r>
-        <w:rPr>
-          <w:sz w:val="22"/>
-        </w:rPr>
-        <w:t xml:space="preserve"> to the distributional hypothesis</w:t>
+        <w:t>1.4 Geometry as a legal instrument</w:t>
       </w:r>
     </w:p>
     <w:p>
-      <w:pPr>
-        <w:spacing w:before="40"/>
-      </w:pPr>
+      <w:pPr/>
       <w:r>
-        <w:rPr>
-          <w:sz w:val="22"/>
-        </w:rPr>
-        <w:t>1.4 Space as legal instrument: second-order isomorphism and the measurability thesis</w:t>
+        <w:t>1.5 What this thesis does not claim</w:t>
       </w:r>
     </w:p>
     <w:p>
-      <w:pPr>
-        <w:spacing w:before="40"/>
-      </w:pPr>
+      <w:pPr/>
       <w:r>
-        <w:rPr>
-          <w:sz w:val="22"/>
-        </w:rPr>
-        <w:t>1.5 What this work does not claim</w:t>
+        <w:t>Chapter 2 — Corpus, models, statistics</w:t>
       </w:r>
     </w:p>
     <w:p>
-      <w:pPr>
-        <w:spacing w:before="320"/>
-      </w:pPr>
+      <w:pPr/>
       <w:r>
-        <w:rPr>
-          <w:b/>
-          <w:sz w:val="26"/>
-        </w:rPr>
-        <w:t>Chapter 2 — The apparatus</w:t>
+        <w:t>2.1 Building the legal lexicon</w:t>
       </w:r>
     </w:p>
     <w:p>
+      <w:pPr/>
       <w:r>
-        <w:rPr>
-          <w:i/>
-          <w:sz w:val="22"/>
-        </w:rPr>
-        <w:t>Ars mensurandi</w:t>
+        <w:t>2.2 Hong Kong as natural laboratory</w:t>
       </w:r>
     </w:p>
     <w:p>
-      <w:pPr>
-        <w:spacing w:before="40"/>
-      </w:pPr>
+      <w:pPr/>
       <w:r>
-        <w:rPr>
-          <w:sz w:val="22"/>
-        </w:rPr>
-        <w:t xml:space="preserve">2.1 The legal lexicon as scientific </w:t>
-      </w:r>
-      <w:r>
-        <w:rPr>
-          <w:sz w:val="22"/>
-        </w:rPr>
-        <w:t>material</w:t>
-      </w:r>
-      <w:r>
-        <w:rPr>
-          <w:sz w:val="22"/>
-        </w:rPr>
-        <w:t>: selection, stratification, bilingual alignment</w:t>
+        <w:t>2.3 Language models as cultural informants</w:t>
       </w:r>
     </w:p>
     <w:p>
-      <w:pPr>
-        <w:spacing w:before="40"/>
-      </w:pPr>
+      <w:pPr/>
       <w:r>
-        <w:rPr>
-          <w:sz w:val="22"/>
-        </w:rPr>
-        <w:t>2.2 Hong Kong as natural laboratory: Common Law in Chinese</w:t>
-      </w:r>
-    </w:p>
-    <w:p>
-      <w:pPr>
-        <w:spacing w:before="40"/>
-      </w:pPr>
-      <w:r>
-        <w:rPr>
-          <w:sz w:val="22"/>
-        </w:rPr>
-        <w:t>2.3 Models as cultural informants: WEIRD and Sinic traditions</w:t>
-      </w:r>
-    </w:p>
-    <w:p>
-      <w:pPr>
-        <w:spacing w:before="40"/>
-      </w:pPr>
-      <w:r>
-        <w:rPr>
-          <w:sz w:val="22"/>
-        </w:rPr>
-        <w:t>2.4 The statistical toolkit: permutation inference, block bootstrap, effect sizes</w:t>
+        <w:t>2.4 Statistical tools</w:t>
       </w:r>
     </w:p>
     <w:p>
@@ -987,177 +862,91 @@
     <w:p>
       <w:pPr/>
       <w:r>
-        <w:t>Per speculum in aenigmate</w:t>
+        <w:t>3.1 Comparing how models organise the legal lexicon</w:t>
       </w:r>
     </w:p>
     <w:p>
       <w:pPr/>
       <w:r>
-        <w:t>3.1 First experiment · Representational similarity of legal lexicons</w:t>
+        <w:t>3.1.1 Distances within and between legal domains</w:t>
       </w:r>
     </w:p>
     <w:p>
       <w:pPr/>
       <w:r>
-        <w:t>3.1.1 Intra-domain vs inter-domain distance distributions</w:t>
+        <w:t>3.1.2 Maps of distance across legal domains</w:t>
       </w:r>
     </w:p>
     <w:p>
       <w:pPr/>
       <w:r>
-        <w:t>3.1.2 Per-model domain topology</w:t>
+        <w:t>3.1.3 Agreement between pairs of models</w:t>
       </w:r>
     </w:p>
     <w:p>
       <w:pPr/>
       <w:r>
-        <w:t>3.1.3 Representational Similarity Analysis across model pairs</w:t>
+        <w:t>3.1.4 Pre-registered ordinal probes</w:t>
       </w:r>
     </w:p>
     <w:p>
       <w:pPr/>
       <w:r>
-        <w:t>3.1.4 Parametric categorical probes</w:t>
+        <w:t>3.2 Projecting terms onto value axes</w:t>
       </w:r>
     </w:p>
     <w:p>
       <w:pPr/>
       <w:r>
-        <w:t>3.2 Second experiment · Kozlowski value-axis projection</w:t>
+        <w:t>3.2.1 Building an axis from pairs of opposites</w:t>
       </w:r>
     </w:p>
     <w:p>
       <w:pPr/>
       <w:r>
-        <w:t>3.2.1 Axis construction from pole pairs</w:t>
+        <w:t>3.2.2 Whether the chosen axes are independent</w:t>
       </w:r>
     </w:p>
     <w:p>
       <w:pPr/>
       <w:r>
-        <w:t>3.2.2 Inter-axis cosine similarity</w:t>
+        <w:t>3.2.3 Agreement between models on the ranking along each axis</w:t>
       </w:r>
     </w:p>
     <w:p>
       <w:pPr/>
       <w:r>
-        <w:t>3.2.3 Cross-linguistic alignment of per-term projections</w:t>
+        <w:t>3.2.4 Axes ordered by cross-linguistic agreement</w:t>
       </w:r>
     </w:p>
     <w:p>
       <w:pPr/>
       <w:r>
-        <w:t>3.2.4 Aggregate ranking of axes by mean cross ρ</w:t>
+        <w:t>3.2.5 Terms with the largest between-group difference</w:t>
       </w:r>
     </w:p>
     <w:p>
       <w:pPr/>
       <w:r>
-        <w:t>3.2.5 Term-level cross-linguistic differences</w:t>
+        <w:t>Chapter 4 — Reading the results</w:t>
       </w:r>
     </w:p>
     <w:p>
-      <w:pPr>
-        <w:spacing w:before="320"/>
-      </w:pPr>
+      <w:pPr/>
       <w:r>
-        <w:rPr>
-          <w:b/>
-          <w:sz w:val="26"/>
-        </w:rPr>
-        <w:t>Chapter 4 — Reading the geometry</w:t>
+        <w:t>4.1 What the experiments show together</w:t>
       </w:r>
     </w:p>
     <w:p>
+      <w:pPr/>
       <w:r>
-        <w:rPr>
-          <w:i/>
-          <w:sz w:val="22"/>
-        </w:rPr>
-        <w:lastRenderedPageBreak/>
-        <w:t>Quod numeri tacent</w:t>
-      </w:r>
-    </w:p>
-    <w:p>
-      <w:pPr>
-        <w:spacing w:before="40"/>
-      </w:pPr>
-      <w:r>
-        <w:rPr>
-          <w:sz w:val="22"/>
-        </w:rPr>
-        <w:t xml:space="preserve">4.1 What </w:t>
-      </w:r>
-      <w:r>
-        <w:rPr>
-          <w:sz w:val="22"/>
-        </w:rPr>
-        <w:t>the</w:t>
-      </w:r>
-      <w:r>
-        <w:rPr>
-          <w:sz w:val="22"/>
-        </w:rPr>
-        <w:t xml:space="preserve"> experiments say together</w:t>
-      </w:r>
-    </w:p>
-    <w:p>
-      <w:pPr>
-        <w:spacing w:before="40"/>
-      </w:pPr>
-      <w:r>
-        <w:rPr>
-          <w:sz w:val="22"/>
-        </w:rPr>
         <w:t>4.2 What this thesis cannot conclude</w:t>
       </w:r>
     </w:p>
     <w:p>
-      <w:pPr>
-        <w:spacing w:before="40"/>
-        <w:rPr>
-          <w:b/>
-          <w:sz w:val="26"/>
-        </w:rPr>
-      </w:pPr>
+      <w:pPr/>
       <w:r>
-        <w:rPr>
-          <w:b/>
-          <w:sz w:val="26"/>
-        </w:rPr>
         <w:t>Conclusions</w:t>
-      </w:r>
-    </w:p>
-    <w:p>
-      <w:pPr>
-        <w:spacing w:before="40"/>
-        <w:rPr>
-          <w:sz w:val="22"/>
-        </w:rPr>
-      </w:pPr>
-      <w:r>
-        <w:rPr>
-          <w:bCs/>
-          <w:sz w:val="26"/>
-        </w:rPr>
-        <w:t>[</w:t>
-      </w:r>
-      <w:r>
-        <w:rPr>
-          <w:sz w:val="22"/>
-        </w:rPr>
-        <w:t>Computational legal science as a complementary instrument]</w:t>
-      </w:r>
-    </w:p>
-    <w:p>
-      <w:pPr>
-        <w:spacing w:before="40"/>
-      </w:pPr>
-      <w:r>
-        <w:rPr>
-          <w:sz w:val="22"/>
-        </w:rPr>
-        <w:t>[Horizons]</w:t>
       </w:r>
     </w:p>
     <w:p>
